--- a/Lab_1_2/laratornaya_rabota_1_2.docx
+++ b/Lab_1_2/laratornaya_rabota_1_2.docx
@@ -383,8 +383,6 @@
         </w:rPr>
         <w:t>Перспективные информационные технологии</w:t>
       </w:r>
-      <w:bookmarkStart w:id="0" w:name="_GoBack"/>
-      <w:bookmarkEnd w:id="0"/>
       <w:r>
         <w:rPr>
           <w:rFonts w:ascii="Times New Roman" w:eastAsia="Calibri" w:hAnsi="Times New Roman" w:cs="Times New Roman"/>
@@ -1447,8 +1445,10 @@
           <w:szCs w:val="20"/>
           <w:lang w:eastAsia="ru-RU"/>
         </w:rPr>
-        <w:t>5</w:t>
-      </w:r>
+        <w:t>6</w:t>
+      </w:r>
+      <w:bookmarkStart w:id="0" w:name="_GoBack"/>
+      <w:bookmarkEnd w:id="0"/>
       <w:r>
         <w:rPr>
           <w:rFonts w:ascii="Times New Roman" w:eastAsia="Calibri" w:hAnsi="Times New Roman" w:cs="Times New Roman"/>
@@ -1506,6 +1506,58 @@
         </w:rPr>
         <w:lastRenderedPageBreak/>
         <w:t>Цель работы:</w:t>
+      </w:r>
+      <w:r>
+        <w:rPr>
+          <w:rFonts w:ascii="Times New Roman" w:hAnsi="Times New Roman" w:cs="Times New Roman"/>
+          <w:b/>
+          <w:bCs/>
+          <w:sz w:val="28"/>
+          <w:szCs w:val="28"/>
+        </w:rPr>
+        <w:t xml:space="preserve"> </w:t>
+      </w:r>
+      <w:r>
+        <w:rPr>
+          <w:rFonts w:ascii="Times New Roman" w:hAnsi="Times New Roman" w:cs="Times New Roman"/>
+          <w:bCs/>
+          <w:sz w:val="28"/>
+          <w:szCs w:val="28"/>
+        </w:rPr>
+        <w:t xml:space="preserve">Освоить </w:t>
+      </w:r>
+      <w:r>
+        <w:rPr>
+          <w:rFonts w:ascii="Times New Roman" w:hAnsi="Times New Roman" w:cs="Times New Roman"/>
+          <w:sz w:val="28"/>
+          <w:szCs w:val="28"/>
+        </w:rPr>
+        <w:t xml:space="preserve">Power BI, интерфейс, инструменты, а также прохождение курса от компании </w:t>
+      </w:r>
+      <w:r>
+        <w:rPr>
+          <w:rFonts w:ascii="Times New Roman" w:hAnsi="Times New Roman" w:cs="Times New Roman"/>
+          <w:sz w:val="28"/>
+          <w:szCs w:val="28"/>
+          <w:lang w:val="en-US"/>
+        </w:rPr>
+        <w:t>Microsoft</w:t>
+      </w:r>
+      <w:r>
+        <w:rPr>
+          <w:rFonts w:ascii="Times New Roman" w:hAnsi="Times New Roman" w:cs="Times New Roman"/>
+          <w:sz w:val="28"/>
+          <w:szCs w:val="28"/>
+        </w:rPr>
+        <w:t xml:space="preserve"> </w:t>
+      </w:r>
+      <w:r>
+        <w:rPr>
+          <w:rFonts w:ascii="Times New Roman" w:hAnsi="Times New Roman" w:cs="Times New Roman"/>
+          <w:sz w:val="28"/>
+          <w:szCs w:val="28"/>
+        </w:rPr>
+        <w:t>«Начало работы с Power BI».</w:t>
       </w:r>
     </w:p>
     <w:p>
@@ -1643,8 +1695,10 @@
       <w:r>
         <w:rPr>
           <w:rFonts w:ascii="Times New Roman" w:hAnsi="Times New Roman" w:cs="Times New Roman"/>
-          <w:sz w:val="28"/>
-          <w:szCs w:val="28"/>
+          <w:noProof/>
+          <w:sz w:val="28"/>
+          <w:szCs w:val="28"/>
+          <w:lang w:eastAsia="ru-RU"/>
         </w:rPr>
         <w:drawing>
           <wp:inline distT="0" distB="0" distL="0" distR="0" wp14:anchorId="6E60A484" wp14:editId="1B690823">
@@ -1740,8 +1794,10 @@
       <w:r>
         <w:rPr>
           <w:rFonts w:ascii="Times New Roman" w:hAnsi="Times New Roman" w:cs="Times New Roman"/>
-          <w:sz w:val="28"/>
-          <w:szCs w:val="28"/>
+          <w:noProof/>
+          <w:sz w:val="28"/>
+          <w:szCs w:val="28"/>
+          <w:lang w:eastAsia="ru-RU"/>
         </w:rPr>
         <w:lastRenderedPageBreak/>
         <w:drawing>
@@ -1813,15 +1869,7 @@
           <w:sz w:val="28"/>
           <w:szCs w:val="28"/>
         </w:rPr>
-        <w:t xml:space="preserve"> – панель визуализации</w:t>
-      </w:r>
-      <w:r>
-        <w:rPr>
-          <w:rFonts w:ascii="Times New Roman" w:hAnsi="Times New Roman" w:cs="Times New Roman"/>
-          <w:sz w:val="28"/>
-          <w:szCs w:val="28"/>
-        </w:rPr>
-        <w:t xml:space="preserve"> Power BI </w:t>
+        <w:t xml:space="preserve"> – панель визуализации Power BI </w:t>
       </w:r>
       <w:r>
         <w:rPr>
@@ -1846,8 +1894,10 @@
       <w:r>
         <w:rPr>
           <w:rFonts w:ascii="Times New Roman" w:hAnsi="Times New Roman" w:cs="Times New Roman"/>
-          <w:sz w:val="28"/>
-          <w:szCs w:val="28"/>
+          <w:noProof/>
+          <w:sz w:val="28"/>
+          <w:szCs w:val="28"/>
+          <w:lang w:eastAsia="ru-RU"/>
         </w:rPr>
         <w:lastRenderedPageBreak/>
         <w:drawing>
@@ -1919,15 +1969,7 @@
           <w:sz w:val="28"/>
           <w:szCs w:val="28"/>
         </w:rPr>
-        <w:t xml:space="preserve"> – Меню «Получить данные»</w:t>
-      </w:r>
-      <w:r>
-        <w:rPr>
-          <w:rFonts w:ascii="Times New Roman" w:hAnsi="Times New Roman" w:cs="Times New Roman"/>
-          <w:sz w:val="28"/>
-          <w:szCs w:val="28"/>
-        </w:rPr>
-        <w:t xml:space="preserve"> Power BI </w:t>
+        <w:t xml:space="preserve"> – Меню «Получить данные» Power BI </w:t>
       </w:r>
       <w:r>
         <w:rPr>
@@ -1952,8 +1994,10 @@
       <w:r>
         <w:rPr>
           <w:rFonts w:ascii="Times New Roman" w:hAnsi="Times New Roman" w:cs="Times New Roman"/>
-          <w:sz w:val="28"/>
-          <w:szCs w:val="28"/>
+          <w:noProof/>
+          <w:sz w:val="28"/>
+          <w:szCs w:val="28"/>
+          <w:lang w:eastAsia="ru-RU"/>
         </w:rPr>
         <w:drawing>
           <wp:inline distT="0" distB="0" distL="0" distR="0" wp14:anchorId="6C374702" wp14:editId="57AE5EF0">
@@ -2024,15 +2068,7 @@
           <w:sz w:val="28"/>
           <w:szCs w:val="28"/>
         </w:rPr>
-        <w:t xml:space="preserve"> – Расширенное меню «Получить данные»</w:t>
-      </w:r>
-      <w:r>
-        <w:rPr>
-          <w:rFonts w:ascii="Times New Roman" w:hAnsi="Times New Roman" w:cs="Times New Roman"/>
-          <w:sz w:val="28"/>
-          <w:szCs w:val="28"/>
-        </w:rPr>
-        <w:t xml:space="preserve"> Power BI </w:t>
+        <w:t xml:space="preserve"> – Расширенное меню «Получить данные» Power BI </w:t>
       </w:r>
       <w:r>
         <w:rPr>
@@ -2068,8 +2104,10 @@
       <w:r>
         <w:rPr>
           <w:rFonts w:ascii="Times New Roman" w:hAnsi="Times New Roman" w:cs="Times New Roman"/>
-          <w:sz w:val="28"/>
-          <w:szCs w:val="28"/>
+          <w:noProof/>
+          <w:sz w:val="28"/>
+          <w:szCs w:val="28"/>
+          <w:lang w:eastAsia="ru-RU"/>
         </w:rPr>
         <w:lastRenderedPageBreak/>
         <w:drawing>
@@ -2135,16 +2173,7 @@
           <w:szCs w:val="28"/>
           <w:lang w:val="en-US"/>
         </w:rPr>
-        <w:t xml:space="preserve"> </w:t>
-      </w:r>
-      <w:r>
-        <w:rPr>
-          <w:rFonts w:ascii="Times New Roman" w:hAnsi="Times New Roman" w:cs="Times New Roman"/>
-          <w:sz w:val="28"/>
-          <w:szCs w:val="28"/>
-          <w:lang w:val="en-US"/>
-        </w:rPr>
-        <w:t xml:space="preserve">6 – </w:t>
+        <w:t xml:space="preserve"> 6 – </w:t>
       </w:r>
       <w:r>
         <w:rPr>
@@ -2205,9 +2234,10 @@
       <w:r>
         <w:rPr>
           <w:rFonts w:ascii="Times New Roman" w:hAnsi="Times New Roman" w:cs="Times New Roman"/>
-          <w:sz w:val="28"/>
-          <w:szCs w:val="28"/>
-          <w:lang w:val="en-US"/>
+          <w:noProof/>
+          <w:sz w:val="28"/>
+          <w:szCs w:val="28"/>
+          <w:lang w:eastAsia="ru-RU"/>
         </w:rPr>
         <w:drawing>
           <wp:inline distT="0" distB="0" distL="0" distR="0" wp14:anchorId="548FC043" wp14:editId="4E8DC6A8">
@@ -2408,6 +2438,489 @@
           <w:lang w:val="en-US"/>
         </w:rPr>
       </w:pPr>
+    </w:p>
+    <w:p>
+      <w:pPr>
+        <w:spacing w:after="0" w:line="360" w:lineRule="auto"/>
+        <w:jc w:val="both"/>
+        <w:rPr>
+          <w:rFonts w:ascii="Times New Roman" w:hAnsi="Times New Roman" w:cs="Times New Roman"/>
+          <w:sz w:val="28"/>
+          <w:szCs w:val="28"/>
+        </w:rPr>
+      </w:pPr>
+      <w:r>
+        <w:rPr>
+          <w:rFonts w:ascii="Times New Roman" w:hAnsi="Times New Roman" w:cs="Times New Roman"/>
+          <w:b/>
+          <w:sz w:val="28"/>
+          <w:szCs w:val="28"/>
+        </w:rPr>
+        <w:t>Вывод:</w:t>
+      </w:r>
+      <w:r>
+        <w:rPr>
+          <w:rFonts w:ascii="Times New Roman" w:hAnsi="Times New Roman" w:cs="Times New Roman"/>
+          <w:b/>
+          <w:sz w:val="28"/>
+          <w:szCs w:val="28"/>
+        </w:rPr>
+        <w:t xml:space="preserve"> </w:t>
+      </w:r>
+      <w:r>
+        <w:rPr>
+          <w:rFonts w:ascii="Times New Roman" w:hAnsi="Times New Roman" w:cs="Times New Roman"/>
+          <w:sz w:val="28"/>
+          <w:szCs w:val="28"/>
+        </w:rPr>
+        <w:t xml:space="preserve">В ходе работы освоен интерфейс и базовые инструменты сервиса Power BI, а также пройден курс от компании </w:t>
+      </w:r>
+      <w:r>
+        <w:rPr>
+          <w:rFonts w:ascii="Times New Roman" w:hAnsi="Times New Roman" w:cs="Times New Roman"/>
+          <w:sz w:val="28"/>
+          <w:szCs w:val="28"/>
+          <w:lang w:val="en-US"/>
+        </w:rPr>
+        <w:t>Microsoft</w:t>
+      </w:r>
+      <w:r>
+        <w:rPr>
+          <w:rFonts w:ascii="Times New Roman" w:hAnsi="Times New Roman" w:cs="Times New Roman"/>
+          <w:sz w:val="28"/>
+          <w:szCs w:val="28"/>
+        </w:rPr>
+        <w:t xml:space="preserve"> «Введение в Power BI»</w:t>
+      </w:r>
+      <w:r>
+        <w:rPr>
+          <w:rFonts w:ascii="Times New Roman" w:hAnsi="Times New Roman" w:cs="Times New Roman"/>
+          <w:sz w:val="28"/>
+          <w:szCs w:val="28"/>
+        </w:rPr>
+        <w:t xml:space="preserve"> </w:t>
+      </w:r>
+      <w:r>
+        <w:rPr>
+          <w:rFonts w:ascii="Times New Roman" w:hAnsi="Times New Roman" w:cs="Times New Roman"/>
+          <w:sz w:val="28"/>
+          <w:szCs w:val="28"/>
+        </w:rPr>
+        <w:t>в результате которого был получен сертификат об успешном прохождении курса.</w:t>
+      </w:r>
+    </w:p>
+    <w:p>
+      <w:pPr>
+        <w:spacing w:after="0" w:line="360" w:lineRule="auto"/>
+        <w:jc w:val="both"/>
+        <w:rPr>
+          <w:rFonts w:ascii="Times New Roman" w:hAnsi="Times New Roman" w:cs="Times New Roman"/>
+          <w:sz w:val="28"/>
+          <w:szCs w:val="28"/>
+        </w:rPr>
+      </w:pPr>
+    </w:p>
+    <w:p>
+      <w:pPr>
+        <w:spacing w:after="0" w:line="360" w:lineRule="auto"/>
+        <w:jc w:val="center"/>
+        <w:rPr>
+          <w:rFonts w:ascii="Times New Roman" w:hAnsi="Times New Roman" w:cs="Times New Roman"/>
+          <w:sz w:val="28"/>
+          <w:szCs w:val="28"/>
+        </w:rPr>
+      </w:pPr>
+      <w:r>
+        <w:rPr>
+          <w:rFonts w:ascii="Times New Roman" w:hAnsi="Times New Roman" w:cs="Times New Roman"/>
+          <w:sz w:val="28"/>
+          <w:szCs w:val="28"/>
+          <w:lang w:val="en-US"/>
+        </w:rPr>
+        <w:t>https</w:t>
+      </w:r>
+      <w:r>
+        <w:rPr>
+          <w:rFonts w:ascii="Times New Roman" w:hAnsi="Times New Roman" w:cs="Times New Roman"/>
+          <w:sz w:val="28"/>
+          <w:szCs w:val="28"/>
+        </w:rPr>
+        <w:t>://</w:t>
+      </w:r>
+      <w:r>
+        <w:rPr>
+          <w:rFonts w:ascii="Times New Roman" w:hAnsi="Times New Roman" w:cs="Times New Roman"/>
+          <w:sz w:val="28"/>
+          <w:szCs w:val="28"/>
+          <w:lang w:val="en-US"/>
+        </w:rPr>
+        <w:t>github</w:t>
+      </w:r>
+      <w:r>
+        <w:rPr>
+          <w:rFonts w:ascii="Times New Roman" w:hAnsi="Times New Roman" w:cs="Times New Roman"/>
+          <w:sz w:val="28"/>
+          <w:szCs w:val="28"/>
+        </w:rPr>
+        <w:t>.</w:t>
+      </w:r>
+      <w:r>
+        <w:rPr>
+          <w:rFonts w:ascii="Times New Roman" w:hAnsi="Times New Roman" w:cs="Times New Roman"/>
+          <w:sz w:val="28"/>
+          <w:szCs w:val="28"/>
+          <w:lang w:val="en-US"/>
+        </w:rPr>
+        <w:t>com</w:t>
+      </w:r>
+      <w:r>
+        <w:rPr>
+          <w:rFonts w:ascii="Times New Roman" w:hAnsi="Times New Roman" w:cs="Times New Roman"/>
+          <w:sz w:val="28"/>
+          <w:szCs w:val="28"/>
+        </w:rPr>
+        <w:t>/</w:t>
+      </w:r>
+      <w:r>
+        <w:rPr>
+          <w:rFonts w:ascii="Times New Roman" w:hAnsi="Times New Roman" w:cs="Times New Roman"/>
+          <w:sz w:val="28"/>
+          <w:szCs w:val="28"/>
+          <w:lang w:val="en-US"/>
+        </w:rPr>
+        <w:t>Andrey</w:t>
+      </w:r>
+      <w:r>
+        <w:rPr>
+          <w:rFonts w:ascii="Times New Roman" w:hAnsi="Times New Roman" w:cs="Times New Roman"/>
+          <w:sz w:val="28"/>
+          <w:szCs w:val="28"/>
+        </w:rPr>
+        <w:t>15000/</w:t>
+      </w:r>
+      <w:r>
+        <w:rPr>
+          <w:rFonts w:ascii="Times New Roman" w:hAnsi="Times New Roman" w:cs="Times New Roman"/>
+          <w:sz w:val="28"/>
+          <w:szCs w:val="28"/>
+          <w:lang w:val="en-US"/>
+        </w:rPr>
+        <w:t>STUDY</w:t>
+      </w:r>
+      <w:r>
+        <w:rPr>
+          <w:rFonts w:ascii="Times New Roman" w:hAnsi="Times New Roman" w:cs="Times New Roman"/>
+          <w:sz w:val="28"/>
+          <w:szCs w:val="28"/>
+        </w:rPr>
+        <w:t>_</w:t>
+      </w:r>
+      <w:r>
+        <w:rPr>
+          <w:rFonts w:ascii="Times New Roman" w:hAnsi="Times New Roman" w:cs="Times New Roman"/>
+          <w:sz w:val="28"/>
+          <w:szCs w:val="28"/>
+          <w:lang w:val="en-US"/>
+        </w:rPr>
+        <w:t>FOG</w:t>
+      </w:r>
+      <w:r>
+        <w:rPr>
+          <w:rFonts w:ascii="Times New Roman" w:hAnsi="Times New Roman" w:cs="Times New Roman"/>
+          <w:sz w:val="28"/>
+          <w:szCs w:val="28"/>
+        </w:rPr>
+        <w:t>_</w:t>
+      </w:r>
+      <w:r>
+        <w:rPr>
+          <w:rFonts w:ascii="Times New Roman" w:hAnsi="Times New Roman" w:cs="Times New Roman"/>
+          <w:sz w:val="28"/>
+          <w:szCs w:val="28"/>
+          <w:lang w:val="en-US"/>
+        </w:rPr>
+        <w:t>HE</w:t>
+      </w:r>
+      <w:r>
+        <w:rPr>
+          <w:rFonts w:ascii="Times New Roman" w:hAnsi="Times New Roman" w:cs="Times New Roman"/>
+          <w:sz w:val="28"/>
+          <w:szCs w:val="28"/>
+        </w:rPr>
+        <w:t>-</w:t>
+      </w:r>
+      <w:r>
+        <w:rPr>
+          <w:rFonts w:ascii="Times New Roman" w:hAnsi="Times New Roman" w:cs="Times New Roman"/>
+          <w:sz w:val="28"/>
+          <w:szCs w:val="28"/>
+          <w:lang w:val="en-US"/>
+        </w:rPr>
+        <w:t>ISnT</w:t>
+      </w:r>
+      <w:r>
+        <w:rPr>
+          <w:rFonts w:ascii="Times New Roman" w:hAnsi="Times New Roman" w:cs="Times New Roman"/>
+          <w:sz w:val="28"/>
+          <w:szCs w:val="28"/>
+        </w:rPr>
+        <w:t>-31_</w:t>
+      </w:r>
+      <w:r>
+        <w:rPr>
+          <w:rFonts w:ascii="Times New Roman" w:hAnsi="Times New Roman" w:cs="Times New Roman"/>
+          <w:sz w:val="28"/>
+          <w:szCs w:val="28"/>
+          <w:lang w:val="en-US"/>
+        </w:rPr>
+        <w:t>Kirdsanenko</w:t>
+      </w:r>
+      <w:r>
+        <w:rPr>
+          <w:rFonts w:ascii="Times New Roman" w:hAnsi="Times New Roman" w:cs="Times New Roman"/>
+          <w:sz w:val="28"/>
+          <w:szCs w:val="28"/>
+        </w:rPr>
+        <w:t>_</w:t>
+      </w:r>
+      <w:r>
+        <w:rPr>
+          <w:rFonts w:ascii="Times New Roman" w:hAnsi="Times New Roman" w:cs="Times New Roman"/>
+          <w:sz w:val="28"/>
+          <w:szCs w:val="28"/>
+          <w:lang w:val="en-US"/>
+        </w:rPr>
+        <w:t>A</w:t>
+      </w:r>
+      <w:r>
+        <w:rPr>
+          <w:rFonts w:ascii="Times New Roman" w:hAnsi="Times New Roman" w:cs="Times New Roman"/>
+          <w:sz w:val="28"/>
+          <w:szCs w:val="28"/>
+        </w:rPr>
+        <w:t>_</w:t>
+      </w:r>
+      <w:r>
+        <w:rPr>
+          <w:rFonts w:ascii="Times New Roman" w:hAnsi="Times New Roman" w:cs="Times New Roman"/>
+          <w:sz w:val="28"/>
+          <w:szCs w:val="28"/>
+          <w:lang w:val="en-US"/>
+        </w:rPr>
+        <w:t>A</w:t>
+      </w:r>
+      <w:r>
+        <w:rPr>
+          <w:rFonts w:ascii="Times New Roman" w:hAnsi="Times New Roman" w:cs="Times New Roman"/>
+          <w:sz w:val="28"/>
+          <w:szCs w:val="28"/>
+        </w:rPr>
+        <w:t>/</w:t>
+      </w:r>
+      <w:r>
+        <w:rPr>
+          <w:rFonts w:ascii="Times New Roman" w:hAnsi="Times New Roman" w:cs="Times New Roman"/>
+          <w:sz w:val="28"/>
+          <w:szCs w:val="28"/>
+          <w:lang w:val="en-US"/>
+        </w:rPr>
+        <w:t>tree</w:t>
+      </w:r>
+      <w:r>
+        <w:rPr>
+          <w:rFonts w:ascii="Times New Roman" w:hAnsi="Times New Roman" w:cs="Times New Roman"/>
+          <w:sz w:val="28"/>
+          <w:szCs w:val="28"/>
+        </w:rPr>
+        <w:t>/6</w:t>
+      </w:r>
+      <w:r>
+        <w:rPr>
+          <w:rFonts w:ascii="Times New Roman" w:hAnsi="Times New Roman" w:cs="Times New Roman"/>
+          <w:sz w:val="28"/>
+          <w:szCs w:val="28"/>
+          <w:lang w:val="en-US"/>
+        </w:rPr>
+        <w:t>b</w:t>
+      </w:r>
+      <w:r>
+        <w:rPr>
+          <w:rFonts w:ascii="Times New Roman" w:hAnsi="Times New Roman" w:cs="Times New Roman"/>
+          <w:sz w:val="28"/>
+          <w:szCs w:val="28"/>
+        </w:rPr>
+        <w:t>92</w:t>
+      </w:r>
+      <w:r>
+        <w:rPr>
+          <w:rFonts w:ascii="Times New Roman" w:hAnsi="Times New Roman" w:cs="Times New Roman"/>
+          <w:sz w:val="28"/>
+          <w:szCs w:val="28"/>
+          <w:lang w:val="en-US"/>
+        </w:rPr>
+        <w:t>c</w:t>
+      </w:r>
+      <w:r>
+        <w:rPr>
+          <w:rFonts w:ascii="Times New Roman" w:hAnsi="Times New Roman" w:cs="Times New Roman"/>
+          <w:sz w:val="28"/>
+          <w:szCs w:val="28"/>
+        </w:rPr>
+        <w:t>1</w:t>
+      </w:r>
+      <w:r>
+        <w:rPr>
+          <w:rFonts w:ascii="Times New Roman" w:hAnsi="Times New Roman" w:cs="Times New Roman"/>
+          <w:sz w:val="28"/>
+          <w:szCs w:val="28"/>
+          <w:lang w:val="en-US"/>
+        </w:rPr>
+        <w:t>d</w:t>
+      </w:r>
+      <w:r>
+        <w:rPr>
+          <w:rFonts w:ascii="Times New Roman" w:hAnsi="Times New Roman" w:cs="Times New Roman"/>
+          <w:sz w:val="28"/>
+          <w:szCs w:val="28"/>
+        </w:rPr>
+        <w:t>7364730</w:t>
+      </w:r>
+      <w:r>
+        <w:rPr>
+          <w:rFonts w:ascii="Times New Roman" w:hAnsi="Times New Roman" w:cs="Times New Roman"/>
+          <w:sz w:val="28"/>
+          <w:szCs w:val="28"/>
+          <w:lang w:val="en-US"/>
+        </w:rPr>
+        <w:t>b</w:t>
+      </w:r>
+      <w:r>
+        <w:rPr>
+          <w:rFonts w:ascii="Times New Roman" w:hAnsi="Times New Roman" w:cs="Times New Roman"/>
+          <w:sz w:val="28"/>
+          <w:szCs w:val="28"/>
+        </w:rPr>
+        <w:t>64</w:t>
+      </w:r>
+      <w:r>
+        <w:rPr>
+          <w:rFonts w:ascii="Times New Roman" w:hAnsi="Times New Roman" w:cs="Times New Roman"/>
+          <w:sz w:val="28"/>
+          <w:szCs w:val="28"/>
+          <w:lang w:val="en-US"/>
+        </w:rPr>
+        <w:t>e</w:t>
+      </w:r>
+      <w:r>
+        <w:rPr>
+          <w:rFonts w:ascii="Times New Roman" w:hAnsi="Times New Roman" w:cs="Times New Roman"/>
+          <w:sz w:val="28"/>
+          <w:szCs w:val="28"/>
+        </w:rPr>
+        <w:t>064</w:t>
+      </w:r>
+      <w:r>
+        <w:rPr>
+          <w:rFonts w:ascii="Times New Roman" w:hAnsi="Times New Roman" w:cs="Times New Roman"/>
+          <w:sz w:val="28"/>
+          <w:szCs w:val="28"/>
+          <w:lang w:val="en-US"/>
+        </w:rPr>
+        <w:t>b</w:t>
+      </w:r>
+      <w:r>
+        <w:rPr>
+          <w:rFonts w:ascii="Times New Roman" w:hAnsi="Times New Roman" w:cs="Times New Roman"/>
+          <w:sz w:val="28"/>
+          <w:szCs w:val="28"/>
+        </w:rPr>
+        <w:t>2</w:t>
+      </w:r>
+      <w:r>
+        <w:rPr>
+          <w:rFonts w:ascii="Times New Roman" w:hAnsi="Times New Roman" w:cs="Times New Roman"/>
+          <w:sz w:val="28"/>
+          <w:szCs w:val="28"/>
+          <w:lang w:val="en-US"/>
+        </w:rPr>
+        <w:t>ae</w:t>
+      </w:r>
+      <w:r>
+        <w:rPr>
+          <w:rFonts w:ascii="Times New Roman" w:hAnsi="Times New Roman" w:cs="Times New Roman"/>
+          <w:sz w:val="28"/>
+          <w:szCs w:val="28"/>
+        </w:rPr>
+        <w:t>0</w:t>
+      </w:r>
+      <w:r>
+        <w:rPr>
+          <w:rFonts w:ascii="Times New Roman" w:hAnsi="Times New Roman" w:cs="Times New Roman"/>
+          <w:sz w:val="28"/>
+          <w:szCs w:val="28"/>
+          <w:lang w:val="en-US"/>
+        </w:rPr>
+        <w:t>c</w:t>
+      </w:r>
+      <w:r>
+        <w:rPr>
+          <w:rFonts w:ascii="Times New Roman" w:hAnsi="Times New Roman" w:cs="Times New Roman"/>
+          <w:sz w:val="28"/>
+          <w:szCs w:val="28"/>
+        </w:rPr>
+        <w:t>09913</w:t>
+      </w:r>
+      <w:r>
+        <w:rPr>
+          <w:rFonts w:ascii="Times New Roman" w:hAnsi="Times New Roman" w:cs="Times New Roman"/>
+          <w:sz w:val="28"/>
+          <w:szCs w:val="28"/>
+          <w:lang w:val="en-US"/>
+        </w:rPr>
+        <w:t>d</w:t>
+      </w:r>
+      <w:r>
+        <w:rPr>
+          <w:rFonts w:ascii="Times New Roman" w:hAnsi="Times New Roman" w:cs="Times New Roman"/>
+          <w:sz w:val="28"/>
+          <w:szCs w:val="28"/>
+        </w:rPr>
+        <w:t>67</w:t>
+      </w:r>
+      <w:r>
+        <w:rPr>
+          <w:rFonts w:ascii="Times New Roman" w:hAnsi="Times New Roman" w:cs="Times New Roman"/>
+          <w:sz w:val="28"/>
+          <w:szCs w:val="28"/>
+          <w:lang w:val="en-US"/>
+        </w:rPr>
+        <w:t>dd</w:t>
+      </w:r>
+      <w:r>
+        <w:rPr>
+          <w:rFonts w:ascii="Times New Roman" w:hAnsi="Times New Roman" w:cs="Times New Roman"/>
+          <w:sz w:val="28"/>
+          <w:szCs w:val="28"/>
+        </w:rPr>
+        <w:t>861/</w:t>
+      </w:r>
+      <w:r>
+        <w:rPr>
+          <w:rFonts w:ascii="Times New Roman" w:hAnsi="Times New Roman" w:cs="Times New Roman"/>
+          <w:sz w:val="28"/>
+          <w:szCs w:val="28"/>
+          <w:lang w:val="en-US"/>
+        </w:rPr>
+        <w:t>Lab</w:t>
+      </w:r>
+      <w:r>
+        <w:rPr>
+          <w:rFonts w:ascii="Times New Roman" w:hAnsi="Times New Roman" w:cs="Times New Roman"/>
+          <w:sz w:val="28"/>
+          <w:szCs w:val="28"/>
+        </w:rPr>
+        <w:t>_1_2</w:t>
+      </w:r>
     </w:p>
     <w:sectPr>
       <w:pgSz w:w="11906" w:h="16838"/>
@@ -5384,7 +5897,7 @@
 </file>
 
 <file path=customXml/itemProps1.xml><?xml version="1.0" encoding="utf-8"?>
-<ds:datastoreItem xmlns:ds="http://schemas.openxmlformats.org/officeDocument/2006/customXml" ds:itemID="{824B5050-092D-4613-84C0-95B00801B26E}">
+<ds:datastoreItem xmlns:ds="http://schemas.openxmlformats.org/officeDocument/2006/customXml" ds:itemID="{8063F313-02CD-4E7F-8CF6-E7568837C883}">
   <ds:schemaRefs>
     <ds:schemaRef ds:uri="http://schemas.openxmlformats.org/officeDocument/2006/bibliography"/>
   </ds:schemaRefs>
